--- a/user_guides/individual_programs/undo_tag_edits/Undo_Tag_Edits_User_Guide.docx
+++ b/user_guides/individual_programs/undo_tag_edits/Undo_Tag_Edits_User_Guide.docx
@@ -56,7 +56,7 @@
         <w:br/>
         <w:t>7. Click Undo Selected Run and confirm when asked.</w:t>
         <w:br/>
-        <w:t>8. Done — your files' tags are restored to how they were before that run.</w:t>
+        <w:t>8. Done — your files are restored to how they were before that run.</w:t>
       </w:r>
     </w:p>
     <w:p>
@@ -74,7 +74,7 @@
     </w:p>
     <w:p>
       <w:r>
-        <w:t>Undo history is recorded automatically by the tools that change tag metadata and by the Tag-Based File Reorganizer. Typical examples:</w:t>
+        <w:t>Undo history is recorded automatically by the tools that change tag metadata, by the tools that repair audio in place, and by the Tag-Based File Reorganizer. Typical examples:</w:t>
       </w:r>
     </w:p>
     <w:p>
@@ -89,6 +89,20 @@
       </w:r>
       <w:r>
         <w:t>anything written by a batch tag run, such as BPM, tempo, key, mood, genre, ReplayGain tags or embedded album artwork — the original tags (or cover image) are restored.</w:t>
+      </w:r>
+    </w:p>
+    <w:p>
+      <w:pPr>
+        <w:pStyle w:val="ListBullet"/>
+      </w:pPr>
+      <w:r>
+        <w:rPr>
+          <w:b/>
+        </w:rPr>
+        <w:t xml:space="preserve">In-place audio repairs: </w:t>
+      </w:r>
+      <w:r>
+        <w:t>files repaired by Noise Reduction or Pop &amp; Click Remover are put back exactly as they were before the run — the original audio, byte for byte, along with the tags that were in the file at the time. The preview line for these runs reads 'Restore original audio' rather than 'Restore tags'.</w:t>
       </w:r>
     </w:p>
     <w:p>
@@ -120,8 +134,40 @@
       </w:r>
     </w:p>
     <w:p>
+      <w:pPr>
+        <w:pStyle w:val="ListBullet"/>
+      </w:pPr>
+      <w:r>
+        <w:rPr>
+          <w:b/>
+        </w:rPr>
+        <w:t xml:space="preserve">Deletions: </w:t>
+      </w:r>
+      <w:r>
+        <w:t>files deleted by a Metadata Scrubber restore run are brought back with their original content.</w:t>
+      </w:r>
+    </w:p>
+    <w:p>
       <w:r>
         <w:t>No extra setup is needed. The snapshots are created automatically in the background while a tool runs — you never have to remember to turn anything on.</w:t>
+      </w:r>
+    </w:p>
+    <w:p>
+      <w:pPr>
+        <w:pStyle w:val="Heading2"/>
+      </w:pPr>
+      <w:r>
+        <w:t>How Much History Is Kept</w:t>
+      </w:r>
+    </w:p>
+    <w:p>
+      <w:r>
+        <w:t>Undo history is capped so it cannot fill your disk: the most recent 50 runs are kept, and the total stored size is limited as well. Because an in-place audio repair stores a complete copy of every file it changes, one very large run can use up a large part of that space, and older runs are dropped from the list when the limit is reached.</w:t>
+      </w:r>
+    </w:p>
+    <w:p>
+      <w:r>
+        <w:t>In practice this means: undo a run soon after you make it, and keep your own backups of masters you care about. Audio Suite never promises to hold an unlimited history.</w:t>
       </w:r>
     </w:p>
     <w:p>
@@ -160,7 +206,7 @@
     </w:p>
     <w:p>
       <w:r>
-        <w:t>When you select a run, this panel explains exactly what undoing it will do, for example 'Restore tags: C:\Music\song.mp3' or 'Move back: ...'. This lets you double-check that you picked the right run before doing anything.</w:t>
+        <w:t>When you select a run, this panel explains exactly what undoing it will do, for example 'Restore tags: C:\Music\song.mp3', 'Restore original audio: C:\Music\hum.wav' or 'Move back: ...'. This lets you double-check that you picked the right run before doing anything.</w:t>
       </w:r>
     </w:p>
     <w:p>
@@ -214,7 +260,7 @@
     </w:p>
     <w:p>
       <w:r>
-        <w:t>Undoing a run permanently overwrites the current tags of the files in that run with the saved pre-run versions. Because this cannot be undone, the tool asks you to confirm before it makes any changes. Read the message carefully and click Yes only if you are sure.</w:t>
+        <w:t>Undoing a run permanently overwrites the current contents of the files in that run with the saved pre-run versions. For a tag run that means the tags; for an in-place audio repair it means the whole file, audio included. Because this cannot be undone, the tool asks you to confirm before it makes any changes. Read the message carefully and click Yes only if you are sure.</w:t>
       </w:r>
     </w:p>
     <w:p>
@@ -287,7 +333,7 @@
     </w:p>
     <w:p>
       <w:r>
-        <w:t>If you edit the same files again after a saved run, undoing the older run will replace the tags with the version saved before that older run — any changes you made since then will be overwritten. Check the preview before confirming.</w:t>
+        <w:t>If you edit the same files again after a saved run, undoing the older run will put the files back the way they were before that older run — the saved tags, or for an in-place audio repair the saved file itself. Anything that happened to them since will be overwritten. Check the preview before confirming.</w:t>
       </w:r>
     </w:p>
     <w:p>
@@ -300,7 +346,7 @@
     </w:p>
     <w:p>
       <w:r>
-        <w:t>The list says 'You have no saved undo history yet': This is expected if you have not run a tag-editing tool yet, or if your saved history was pruned. Run a tag tool first, then reopen the window.</w:t>
+        <w:t>The list says 'You have no saved undo history yet': This is expected if you have not run a tool that records history, or if your saved history was pruned. Run a tag tool or an in-place repair first, then reopen the window.</w:t>
       </w:r>
     </w:p>
     <w:p>
@@ -310,7 +356,7 @@
     </w:p>
     <w:p>
       <w:r>
-        <w:t>A file could not be restored: The file may be locked, read-only, or the original tags may be unavailable. Check the processing log for the exact error.</w:t>
+        <w:t>A file could not be restored: The file may be locked, read-only, or the saved copy may be unavailable. Check the processing log for the exact error.</w:t>
       </w:r>
     </w:p>
     <w:p>

--- a/user_guides/individual_programs/undo_tag_edits/Undo_Tag_Edits_User_Guide.docx
+++ b/user_guides/individual_programs/undo_tag_edits/Undo_Tag_Edits_User_Guide.docx
@@ -16,7 +16,7 @@
         <w:jc w:val="center"/>
       </w:pPr>
       <w:r>
-        <w:t>Version 1.0 — September 2026</w:t>
+        <w:t>Version 1.0.1 — October 2026</w:t>
       </w:r>
     </w:p>
     <w:p>

--- a/user_guides/individual_programs/undo_tag_edits/Undo_Tag_Edits_User_Guide.docx
+++ b/user_guides/individual_programs/undo_tag_edits/Undo_Tag_Edits_User_Guide.docx
@@ -16,7 +16,7 @@
         <w:jc w:val="center"/>
       </w:pPr>
       <w:r>
-        <w:t>Version 1.0.1 — October 2026</w:t>
+        <w:t>Version 1.1.0 — October 2026</w:t>
       </w:r>
     </w:p>
     <w:p>

--- a/user_guides/individual_programs/undo_tag_edits/Undo_Tag_Edits_User_Guide.docx
+++ b/user_guides/individual_programs/undo_tag_edits/Undo_Tag_Edits_User_Guide.docx
@@ -16,7 +16,7 @@
         <w:jc w:val="center"/>
       </w:pPr>
       <w:r>
-        <w:t>Version 1.1.0 — October 2026</w:t>
+        <w:t>Version 1.2.0 — October 2026</w:t>
       </w:r>
     </w:p>
     <w:p>

--- a/user_guides/individual_programs/undo_tag_edits/Undo_Tag_Edits_User_Guide.docx
+++ b/user_guides/individual_programs/undo_tag_edits/Undo_Tag_Edits_User_Guide.docx
@@ -16,7 +16,7 @@
         <w:jc w:val="center"/>
       </w:pPr>
       <w:r>
-        <w:t>Version 1.2.0 — October 2026</w:t>
+        <w:t>Version 1.3.0 — October 2026</w:t>
       </w:r>
     </w:p>
     <w:p>

--- a/user_guides/individual_programs/undo_tag_edits/Undo_Tag_Edits_User_Guide.docx
+++ b/user_guides/individual_programs/undo_tag_edits/Undo_Tag_Edits_User_Guide.docx
@@ -16,7 +16,7 @@
         <w:jc w:val="center"/>
       </w:pPr>
       <w:r>
-        <w:t>Version 1.3.0 — October 2026</w:t>
+        <w:t>Version 1.4.0 — October 2026</w:t>
       </w:r>
     </w:p>
     <w:p>

--- a/user_guides/individual_programs/undo_tag_edits/Undo_Tag_Edits_User_Guide.docx
+++ b/user_guides/individual_programs/undo_tag_edits/Undo_Tag_Edits_User_Guide.docx
@@ -16,7 +16,7 @@
         <w:jc w:val="center"/>
       </w:pPr>
       <w:r>
-        <w:t>Version 1.4.0 — October 2026</w:t>
+        <w:t>Version 1.4.1 — October 2026</w:t>
       </w:r>
     </w:p>
     <w:p>

--- a/user_guides/individual_programs/undo_tag_edits/Undo_Tag_Edits_User_Guide.docx
+++ b/user_guides/individual_programs/undo_tag_edits/Undo_Tag_Edits_User_Guide.docx
@@ -16,7 +16,7 @@
         <w:jc w:val="center"/>
       </w:pPr>
       <w:r>
-        <w:t>Version 1.4.1 — October 2026</w:t>
+        <w:t>Version 2.0.0 — October 2026</w:t>
       </w:r>
     </w:p>
     <w:p>

--- a/user_guides/individual_programs/undo_tag_edits/Undo_Tag_Edits_User_Guide.docx
+++ b/user_guides/individual_programs/undo_tag_edits/Undo_Tag_Edits_User_Guide.docx
@@ -16,7 +16,7 @@
         <w:jc w:val="center"/>
       </w:pPr>
       <w:r>
-        <w:t>Version 2.0.0 — October 2026</w:t>
+        <w:t>Version 2.1.0 — October 2026</w:t>
       </w:r>
     </w:p>
     <w:p>

--- a/user_guides/individual_programs/undo_tag_edits/Undo_Tag_Edits_User_Guide.docx
+++ b/user_guides/individual_programs/undo_tag_edits/Undo_Tag_Edits_User_Guide.docx
@@ -16,7 +16,7 @@
         <w:jc w:val="center"/>
       </w:pPr>
       <w:r>
-        <w:t>Version 2.1.0 — October 2026</w:t>
+        <w:t>Version 2.1.1 — October 2026</w:t>
       </w:r>
     </w:p>
     <w:p>

--- a/user_guides/individual_programs/undo_tag_edits/Undo_Tag_Edits_User_Guide.docx
+++ b/user_guides/individual_programs/undo_tag_edits/Undo_Tag_Edits_User_Guide.docx
@@ -16,7 +16,7 @@
         <w:jc w:val="center"/>
       </w:pPr>
       <w:r>
-        <w:t>Version 2.1.1 — October 2026</w:t>
+        <w:t>Version 2.1.2 — October 2026</w:t>
       </w:r>
     </w:p>
     <w:p>

--- a/user_guides/individual_programs/undo_tag_edits/Undo_Tag_Edits_User_Guide.docx
+++ b/user_guides/individual_programs/undo_tag_edits/Undo_Tag_Edits_User_Guide.docx
@@ -16,7 +16,7 @@
         <w:jc w:val="center"/>
       </w:pPr>
       <w:r>
-        <w:t>Version 2.1.2 — October 2026</w:t>
+        <w:t>Version 2.1.3 — October 2026</w:t>
       </w:r>
     </w:p>
     <w:p>

--- a/user_guides/individual_programs/undo_tag_edits/Undo_Tag_Edits_User_Guide.docx
+++ b/user_guides/individual_programs/undo_tag_edits/Undo_Tag_Edits_User_Guide.docx
@@ -16,7 +16,7 @@
         <w:jc w:val="center"/>
       </w:pPr>
       <w:r>
-        <w:t>Version 2.1.3 — October 2026</w:t>
+        <w:t>Version 2.1.4 — October 2026</w:t>
       </w:r>
     </w:p>
     <w:p>

--- a/user_guides/individual_programs/undo_tag_edits/Undo_Tag_Edits_User_Guide.docx
+++ b/user_guides/individual_programs/undo_tag_edits/Undo_Tag_Edits_User_Guide.docx
@@ -16,7 +16,7 @@
         <w:jc w:val="center"/>
       </w:pPr>
       <w:r>
-        <w:t>Version 2.1.4 — October 2026</w:t>
+        <w:t>Version 2.1.5 — October 2026</w:t>
       </w:r>
     </w:p>
     <w:p>

--- a/user_guides/individual_programs/undo_tag_edits/Undo_Tag_Edits_User_Guide.docx
+++ b/user_guides/individual_programs/undo_tag_edits/Undo_Tag_Edits_User_Guide.docx
@@ -16,7 +16,7 @@
         <w:jc w:val="center"/>
       </w:pPr>
       <w:r>
-        <w:t>Version 2.1.5 — October 2026</w:t>
+        <w:t>Version 2.1.6 — October 2026</w:t>
       </w:r>
     </w:p>
     <w:p>
